--- a/IT206_S4B2.docx
+++ b/IT206_S4B2.docx
@@ -86,7 +86,9 @@
         </w:numPr>
         <w:spacing w:after="0" w:afterAutospacing="0" w:before="240" w:lineRule="auto"/>
         <w:ind w:left="720" w:hanging="360"/>
-        <w:rPr/>
+        <w:rPr>
+          <w:u w:val="none"/>
+        </w:rPr>
       </w:pPr>
       <w:r>
         <w:rPr>
@@ -103,7 +105,9 @@
         </w:numPr>
         <w:spacing w:after="240" w:before="0" w:beforeAutospacing="0" w:lineRule="auto"/>
         <w:ind w:left="720" w:hanging="360"/>
-        <w:rPr/>
+        <w:rPr>
+          <w:u w:val="none"/>
+        </w:rPr>
       </w:pPr>
       <w:r>
         <w:rPr>
@@ -186,12 +190,12 @@
           <wp:inline distB="114300" distT="114300" distL="114300" distR="114300">
             <wp:extent cx="5731200" cy="3136900"/>
             <wp:effectExtent b="0" l="0" r="0" t="0"/>
-            <wp:docPr id="2" name="image2.png"/>
+            <wp:docPr id="2" name="image1.png"/>
             <a:graphic>
               <a:graphicData uri="http://schemas.openxmlformats.org/drawingml/2006/picture">
                 <pic:pic>
                   <pic:nvPicPr>
-                    <pic:cNvPr id="0" name="image2.png"/>
+                    <pic:cNvPr id="0" name="image1.png"/>
                     <pic:cNvPicPr preferRelativeResize="0"/>
                   </pic:nvPicPr>
                   <pic:blipFill>
@@ -221,12 +225,12 @@
           <wp:inline distB="114300" distT="114300" distL="114300" distR="114300">
             <wp:extent cx="5731200" cy="2641600"/>
             <wp:effectExtent b="0" l="0" r="0" t="0"/>
-            <wp:docPr id="1" name="image1.png"/>
+            <wp:docPr id="1" name="image2.png"/>
             <a:graphic>
               <a:graphicData uri="http://schemas.openxmlformats.org/drawingml/2006/picture">
                 <pic:pic>
                   <pic:nvPicPr>
-                    <pic:cNvPr id="0" name="image1.png"/>
+                    <pic:cNvPr id="0" name="image2.png"/>
                     <pic:cNvPicPr preferRelativeResize="0"/>
                   </pic:nvPicPr>
                   <pic:blipFill>
@@ -271,7 +275,7 @@
     <w:lvl w:ilvl="0">
       <w:start w:val="1"/>
       <w:numFmt w:val="bullet"/>
-      <w:lvlText w:val="●"/>
+      <w:lvlText w:val="-"/>
       <w:lvlJc w:val="left"/>
       <w:pPr>
         <w:ind w:left="720" w:hanging="360"/>
@@ -283,7 +287,7 @@
     <w:lvl w:ilvl="1">
       <w:start w:val="1"/>
       <w:numFmt w:val="bullet"/>
-      <w:lvlText w:val="○"/>
+      <w:lvlText w:val="-"/>
       <w:lvlJc w:val="left"/>
       <w:pPr>
         <w:ind w:left="1440" w:hanging="360"/>
@@ -295,7 +299,7 @@
     <w:lvl w:ilvl="2">
       <w:start w:val="1"/>
       <w:numFmt w:val="bullet"/>
-      <w:lvlText w:val="■"/>
+      <w:lvlText w:val="-"/>
       <w:lvlJc w:val="left"/>
       <w:pPr>
         <w:ind w:left="2160" w:hanging="360"/>
@@ -307,7 +311,7 @@
     <w:lvl w:ilvl="3">
       <w:start w:val="1"/>
       <w:numFmt w:val="bullet"/>
-      <w:lvlText w:val="●"/>
+      <w:lvlText w:val="-"/>
       <w:lvlJc w:val="left"/>
       <w:pPr>
         <w:ind w:left="2880" w:hanging="360"/>
@@ -319,7 +323,7 @@
     <w:lvl w:ilvl="4">
       <w:start w:val="1"/>
       <w:numFmt w:val="bullet"/>
-      <w:lvlText w:val="○"/>
+      <w:lvlText w:val="-"/>
       <w:lvlJc w:val="left"/>
       <w:pPr>
         <w:ind w:left="3600" w:hanging="360"/>
@@ -331,7 +335,7 @@
     <w:lvl w:ilvl="5">
       <w:start w:val="1"/>
       <w:numFmt w:val="bullet"/>
-      <w:lvlText w:val="■"/>
+      <w:lvlText w:val="-"/>
       <w:lvlJc w:val="left"/>
       <w:pPr>
         <w:ind w:left="4320" w:hanging="360"/>
@@ -343,7 +347,7 @@
     <w:lvl w:ilvl="6">
       <w:start w:val="1"/>
       <w:numFmt w:val="bullet"/>
-      <w:lvlText w:val="●"/>
+      <w:lvlText w:val="-"/>
       <w:lvlJc w:val="left"/>
       <w:pPr>
         <w:ind w:left="5040" w:hanging="360"/>
@@ -355,7 +359,7 @@
     <w:lvl w:ilvl="7">
       <w:start w:val="1"/>
       <w:numFmt w:val="bullet"/>
-      <w:lvlText w:val="○"/>
+      <w:lvlText w:val="-"/>
       <w:lvlJc w:val="left"/>
       <w:pPr>
         <w:ind w:left="5760" w:hanging="360"/>
@@ -367,7 +371,7 @@
     <w:lvl w:ilvl="8">
       <w:start w:val="1"/>
       <w:numFmt w:val="bullet"/>
-      <w:lvlText w:val="■"/>
+      <w:lvlText w:val="-"/>
       <w:lvlJc w:val="left"/>
       <w:pPr>
         <w:ind w:left="6480" w:hanging="360"/>
